--- a/03_Outputs/final scripts/ar/Module 3/3.3.0-ar.docx
+++ b/03_Outputs/final scripts/ar/Module 3/3.3.0-ar.docx
@@ -24,12 +24,12 @@
     </w:p>
     <w:p>
       <w:r>
-        <w:t>وفي الوقت نفسه، تجلب الطاقة المتجددة تحديات بيئية. تنتج طاقة الرياح والطاقة الشمسية حتى 90% أقل من غازات الدفيئة مقارنة بالوقود الأحفوري على مدار دورة حياتها، لكن مزارع الرياح يمكن أن تعطل هجرة الطيور، وإنتاج الألواح الشمسية يستخدم مواد خطرة، وإعادة التدوير لا تزال محدودة. مشاريع الطاقة الكهرمائية الكبيرة، رغم انخفاض انبعاثاتها، يمكن أن تضر بالنظم البيئية للأنهار إلا إذا أُديرت بعناية.</w:t>
+        <w:t>وفي الوقت نفسه، تجلب الطاقة المتجددة تحديات بيئية. تنتج طاقة الرياح والطاقة الشمسية أقل بنسبة تصل إلى 90% من غازات الدفيئة مقارنة بالوقود الأحفوري على مدار دورة حياتها، لكن مزارع الرياح يمكن أن تعطل هجرة الطيور، وإنتاج الألواح الشمسية يستخدم مواد خطرة، وإعادة التدوير لا تزال محدودة. مشاريع الطاقة الكهرمائية الكبيرة، رغم انخفاض انبعاثاتها، يمكن أن تضر بالنظم البيئية للأنهار إذا لم تُدار بعناية.</w:t>
       </w:r>
     </w:p>
     <w:p>
       <w:r>
-        <w:t>هناك حاجة إلى نهج شامل — واحد يعظم فوائد المناخ للطاقة المتجددة مع تقليل الضرر البيئي غير المقصود. من خلال تعزيز سلسلة القيمة والاستثمار في الصناعات اللاحقة، يمكن للدول النامية خلق فرص عمل، وتقليل التكاليف، وبناء اقتصادات أكثر مرونة.</w:t>
+        <w:t>هناك حاجة إلى نهج شامل — واحد يعظم فوائد المناخ للطاقة المتجددة مع تقليل الضرر البيئي غير المقصود. من خلال تطوير سلسلة القيمة والاستثمار في الصناعات النهائية، يمكن للدول النامية خلق فرص عمل، وتقليل التكاليف، وبناء اقتصادات أكثر مرونة.</w:t>
       </w:r>
     </w:p>
     <w:sectPr>
